--- a/resources/templates/individual-counselling-log.docx
+++ b/resources/templates/individual-counselling-log.docx
@@ -4,7 +4,7 @@
   <w:body>
     <w:p>
       <w:pPr>
-        <w:pStyle w:val="Body"/>
+        <w:pStyle w:val="Body A"/>
         <w:rPr>
           <w:sz w:val="24"/>
           <w:szCs w:val="24"/>
@@ -25,7 +25,7 @@
     </w:p>
     <w:p>
       <w:pPr>
-        <w:pStyle w:val="Body"/>
+        <w:pStyle w:val="Body A"/>
         <w:jc w:val="center"/>
         <w:rPr>
           <w:sz w:val="24"/>
@@ -83,7 +83,7 @@
     </w:p>
     <w:p>
       <w:pPr>
-        <w:pStyle w:val="Body"/>
+        <w:pStyle w:val="Body A"/>
         <w:jc w:val="center"/>
         <w:rPr>
           <w:sz w:val="24"/>
@@ -105,16 +105,16 @@
     </w:p>
     <w:p>
       <w:pPr>
-        <w:pStyle w:val="Body"/>
-        <w:rPr>
-          <w:sz w:val="24"/>
-          <w:szCs w:val="24"/>
-        </w:rPr>
-      </w:pPr>
-    </w:p>
-    <w:p>
-      <w:pPr>
-        <w:pStyle w:val="Body"/>
+        <w:pStyle w:val="Body A"/>
+        <w:rPr>
+          <w:sz w:val="24"/>
+          <w:szCs w:val="24"/>
+        </w:rPr>
+      </w:pPr>
+    </w:p>
+    <w:p>
+      <w:pPr>
+        <w:pStyle w:val="Body A"/>
         <w:rPr>
           <w:sz w:val="24"/>
           <w:szCs w:val="24"/>
@@ -138,35 +138,9 @@
           <w:sz w:val="24"/>
           <w:szCs w:val="24"/>
           <w:rtl w:val="0"/>
-        </w:rPr>
-        <w:t>:</w:t>
-      </w:r>
-      <w:r>
-        <w:rPr>
-          <w:rFonts w:ascii="Times New Roman" w:hAnsi="Times New Roman"/>
-          <w:sz w:val="24"/>
-          <w:szCs w:val="24"/>
-          <w:rtl w:val="0"/>
-          <w:lang w:val="en-US"/>
-        </w:rPr>
-        <w:t xml:space="preserve"> </w:t>
-      </w:r>
-      <w:r>
-        <w:rPr>
-          <w:rFonts w:ascii="Times New Roman" w:hAnsi="Times New Roman"/>
-          <w:sz w:val="24"/>
-          <w:szCs w:val="24"/>
-          <w:rtl w:val="0"/>
-          <w:lang w:val="en-US"/>
-        </w:rPr>
-        <w:t>${client_name}</w:t>
-      </w:r>
-      <w:r>
-        <w:rPr>
-          <w:rFonts w:ascii="Times New Roman" w:cs="Times New Roman" w:hAnsi="Times New Roman" w:eastAsia="Times New Roman"/>
-          <w:sz w:val="24"/>
-          <w:szCs w:val="24"/>
-        </w:rPr>
+          <w:lang w:val="en-US"/>
+        </w:rPr>
+        <w:t>: ${client_name}</w:t>
         <w:tab/>
         <w:tab/>
         <w:tab/>
@@ -191,33 +165,14 @@
           <w:sz w:val="24"/>
           <w:szCs w:val="24"/>
           <w:rtl w:val="0"/>
-        </w:rPr>
-        <w:t xml:space="preserve">: </w:t>
-      </w:r>
-      <w:r>
-        <w:rPr>
-          <w:rFonts w:ascii="Times New Roman" w:hAnsi="Times New Roman"/>
-          <w:sz w:val="24"/>
-          <w:szCs w:val="24"/>
-          <w:rtl w:val="0"/>
-          <w:lang w:val="en-US"/>
-        </w:rPr>
-        <w:t>$</w:t>
-      </w:r>
-      <w:r>
-        <w:rPr>
-          <w:rFonts w:ascii="Times New Roman" w:hAnsi="Times New Roman"/>
-          <w:sz w:val="24"/>
-          <w:szCs w:val="24"/>
-          <w:rtl w:val="0"/>
-          <w:lang w:val="en-US"/>
-        </w:rPr>
-        <w:t>{session_date}</w:t>
-      </w:r>
-    </w:p>
-    <w:p>
-      <w:pPr>
-        <w:pStyle w:val="Body"/>
+          <w:lang w:val="en-US"/>
+        </w:rPr>
+        <w:t>: ${session_date}</w:t>
+      </w:r>
+    </w:p>
+    <w:p>
+      <w:pPr>
+        <w:pStyle w:val="Body A"/>
         <w:rPr>
           <w:sz w:val="24"/>
           <w:szCs w:val="24"/>
@@ -244,13 +199,6 @@
           <w:lang w:val="en-US"/>
         </w:rPr>
         <w:t>: ${session_number}</w:t>
-      </w:r>
-      <w:r>
-        <w:rPr>
-          <w:rFonts w:ascii="Times New Roman" w:cs="Times New Roman" w:hAnsi="Times New Roman" w:eastAsia="Times New Roman"/>
-          <w:sz w:val="24"/>
-          <w:szCs w:val="24"/>
-        </w:rPr>
         <w:tab/>
         <w:tab/>
         <w:tab/>
@@ -268,6 +216,7 @@
           <w:sz w:val="24"/>
           <w:szCs w:val="24"/>
           <w:rtl w:val="0"/>
+          <w:lang w:val="en-US"/>
         </w:rPr>
         <w:t>Time</w:t>
       </w:r>
@@ -284,7 +233,7 @@
     </w:p>
     <w:p>
       <w:pPr>
-        <w:pStyle w:val="Body"/>
+        <w:pStyle w:val="Body A"/>
         <w:rPr>
           <w:sz w:val="24"/>
           <w:szCs w:val="24"/>
@@ -315,22 +264,23 @@
     </w:p>
     <w:p>
       <w:pPr>
-        <w:pStyle w:val="Body"/>
-        <w:rPr>
-          <w:sz w:val="24"/>
-          <w:szCs w:val="24"/>
-        </w:rPr>
-      </w:pPr>
-    </w:p>
-    <w:p>
-      <w:pPr>
-        <w:pStyle w:val="Body"/>
+        <w:pStyle w:val="Body A"/>
+        <w:rPr>
+          <w:sz w:val="24"/>
+          <w:szCs w:val="24"/>
+        </w:rPr>
+      </w:pPr>
+    </w:p>
+    <w:p>
+      <w:pPr>
+        <w:pStyle w:val="Body A"/>
         <w:rPr>
           <w:rFonts w:ascii="Times New Roman" w:cs="Times New Roman" w:hAnsi="Times New Roman" w:eastAsia="Times New Roman"/>
           <w:b w:val="1"/>
           <w:bCs w:val="1"/>
           <w:sz w:val="24"/>
           <w:szCs w:val="24"/>
+          <w:lang w:val="de-DE"/>
         </w:rPr>
       </w:pPr>
       <w:r>
@@ -348,7 +298,7 @@
     </w:p>
     <w:p>
       <w:pPr>
-        <w:pStyle w:val="Body"/>
+        <w:pStyle w:val="Body A"/>
         <w:rPr>
           <w:rFonts w:ascii="Times New Roman" w:cs="Times New Roman" w:hAnsi="Times New Roman" w:eastAsia="Times New Roman"/>
           <w:sz w:val="24"/>
@@ -368,12 +318,12 @@
     </w:p>
     <w:p>
       <w:pPr>
-        <w:pStyle w:val="Body"/>
-      </w:pPr>
-    </w:p>
-    <w:p>
-      <w:pPr>
-        <w:pStyle w:val="Body"/>
+        <w:pStyle w:val="Body A"/>
+      </w:pPr>
+    </w:p>
+    <w:p>
+      <w:pPr>
+        <w:pStyle w:val="Body A"/>
         <w:rPr>
           <w:rFonts w:ascii="Times New Roman" w:cs="Times New Roman" w:hAnsi="Times New Roman" w:eastAsia="Times New Roman"/>
           <w:b w:val="1"/>
@@ -397,7 +347,7 @@
     </w:p>
     <w:p>
       <w:pPr>
-        <w:pStyle w:val="Body"/>
+        <w:pStyle w:val="Body A"/>
         <w:rPr>
           <w:rFonts w:ascii="Times New Roman" w:cs="Times New Roman" w:hAnsi="Times New Roman" w:eastAsia="Times New Roman"/>
           <w:outline w:val="0"/>
@@ -420,31 +370,12 @@
           <w:rtl w:val="0"/>
           <w:lang w:val="en-US"/>
         </w:rPr>
-        <w:t>${part</w:t>
-      </w:r>
-      <w:r>
-        <w:rPr>
-          <w:rFonts w:ascii="Times New Roman" w:hAnsi="Times New Roman"/>
-          <w:sz w:val="24"/>
-          <w:szCs w:val="24"/>
-          <w:rtl w:val="0"/>
-          <w:lang w:val="en-US"/>
-        </w:rPr>
-        <w:t>2</w:t>
-      </w:r>
-      <w:r>
-        <w:rPr>
-          <w:rFonts w:ascii="Times New Roman" w:hAnsi="Times New Roman"/>
-          <w:sz w:val="24"/>
-          <w:szCs w:val="24"/>
-          <w:rtl w:val="0"/>
-        </w:rPr>
-        <w:t>}</w:t>
-      </w:r>
-    </w:p>
-    <w:p>
-      <w:pPr>
-        <w:pStyle w:val="Body"/>
+        <w:t>${part2}</w:t>
+      </w:r>
+    </w:p>
+    <w:p>
+      <w:pPr>
+        <w:pStyle w:val="Body A"/>
         <w:rPr>
           <w:rFonts w:ascii="Times New Roman" w:cs="Times New Roman" w:hAnsi="Times New Roman" w:eastAsia="Times New Roman"/>
         </w:rPr>
@@ -452,7 +383,7 @@
     </w:p>
     <w:p>
       <w:pPr>
-        <w:pStyle w:val="Body"/>
+        <w:pStyle w:val="Body A"/>
         <w:rPr>
           <w:sz w:val="24"/>
           <w:szCs w:val="24"/>
@@ -473,7 +404,7 @@
     </w:p>
     <w:p>
       <w:pPr>
-        <w:pStyle w:val="Body"/>
+        <w:pStyle w:val="Body A"/>
         <w:rPr>
           <w:rFonts w:ascii="Times New Roman" w:cs="Times New Roman" w:hAnsi="Times New Roman" w:eastAsia="Times New Roman"/>
           <w:sz w:val="24"/>
@@ -488,36 +419,17 @@
           <w:rtl w:val="0"/>
           <w:lang w:val="en-US"/>
         </w:rPr>
-        <w:t>${part</w:t>
-      </w:r>
-      <w:r>
-        <w:rPr>
-          <w:rFonts w:ascii="Times New Roman" w:hAnsi="Times New Roman"/>
-          <w:sz w:val="24"/>
-          <w:szCs w:val="24"/>
-          <w:rtl w:val="0"/>
-          <w:lang w:val="en-US"/>
-        </w:rPr>
-        <w:t>3</w:t>
-      </w:r>
-      <w:r>
-        <w:rPr>
-          <w:rFonts w:ascii="Times New Roman" w:hAnsi="Times New Roman"/>
-          <w:sz w:val="24"/>
-          <w:szCs w:val="24"/>
-          <w:rtl w:val="0"/>
-        </w:rPr>
-        <w:t>}</w:t>
-      </w:r>
-    </w:p>
-    <w:p>
-      <w:pPr>
-        <w:pStyle w:val="Body"/>
-      </w:pPr>
-    </w:p>
-    <w:p>
-      <w:pPr>
-        <w:pStyle w:val="Body"/>
+        <w:t>${part3}</w:t>
+      </w:r>
+    </w:p>
+    <w:p>
+      <w:pPr>
+        <w:pStyle w:val="Body A"/>
+      </w:pPr>
+    </w:p>
+    <w:p>
+      <w:pPr>
+        <w:pStyle w:val="Body A"/>
         <w:rPr>
           <w:sz w:val="24"/>
           <w:szCs w:val="24"/>
@@ -538,7 +450,7 @@
     </w:p>
     <w:p>
       <w:pPr>
-        <w:pStyle w:val="Body"/>
+        <w:pStyle w:val="Body A"/>
         <w:spacing w:after="80"/>
         <w:jc w:val="both"/>
       </w:pPr>
@@ -550,40 +462,21 @@
           <w:rtl w:val="0"/>
           <w:lang w:val="en-US"/>
         </w:rPr>
-        <w:t>${part</w:t>
-      </w:r>
-      <w:r>
-        <w:rPr>
-          <w:rFonts w:ascii="Times New Roman" w:hAnsi="Times New Roman"/>
-          <w:sz w:val="24"/>
-          <w:szCs w:val="24"/>
-          <w:rtl w:val="0"/>
-          <w:lang w:val="en-US"/>
-        </w:rPr>
-        <w:t>4</w:t>
-      </w:r>
-      <w:r>
-        <w:rPr>
-          <w:rFonts w:ascii="Times New Roman" w:hAnsi="Times New Roman"/>
-          <w:sz w:val="24"/>
-          <w:szCs w:val="24"/>
-          <w:rtl w:val="0"/>
-        </w:rPr>
-        <w:t>}</w:t>
-      </w:r>
-    </w:p>
-    <w:p>
-      <w:pPr>
-        <w:pStyle w:val="Body"/>
-        <w:rPr>
-          <w:sz w:val="24"/>
-          <w:szCs w:val="24"/>
-        </w:rPr>
-      </w:pPr>
-    </w:p>
-    <w:p>
-      <w:pPr>
-        <w:pStyle w:val="Body"/>
+        <w:t>${part4}</w:t>
+      </w:r>
+    </w:p>
+    <w:p>
+      <w:pPr>
+        <w:pStyle w:val="Body A"/>
+        <w:rPr>
+          <w:sz w:val="24"/>
+          <w:szCs w:val="24"/>
+        </w:rPr>
+      </w:pPr>
+    </w:p>
+    <w:p>
+      <w:pPr>
+        <w:pStyle w:val="Body A"/>
         <w:rPr>
           <w:rFonts w:ascii="Times New Roman" w:cs="Times New Roman" w:hAnsi="Times New Roman" w:eastAsia="Times New Roman"/>
           <w:sz w:val="24"/>
@@ -608,23 +501,14 @@
           <w:sz w:val="24"/>
           <w:szCs w:val="24"/>
           <w:rtl w:val="0"/>
-        </w:rPr>
-        <w:t>:</w:t>
-      </w:r>
-      <w:r>
-        <w:rPr>
-          <w:rFonts w:ascii="Times New Roman" w:hAnsi="Times New Roman"/>
-          <w:sz w:val="24"/>
-          <w:szCs w:val="24"/>
-          <w:rtl w:val="0"/>
-          <w:lang w:val="en-US"/>
-        </w:rPr>
-        <w:t xml:space="preserve"> Joleen Poh Ee Bing</w:t>
-      </w:r>
-    </w:p>
-    <w:p>
-      <w:pPr>
-        <w:pStyle w:val="Body"/>
+          <w:lang w:val="en-US"/>
+        </w:rPr>
+        <w:t>: Joleen Poh Ee Bing</w:t>
+      </w:r>
+    </w:p>
+    <w:p>
+      <w:pPr>
+        <w:pStyle w:val="Body A"/>
         <w:rPr>
           <w:rFonts w:ascii="Times New Roman" w:cs="Times New Roman" w:hAnsi="Times New Roman" w:eastAsia="Times New Roman"/>
           <w:sz w:val="24"/>
@@ -649,6 +533,7 @@
           <w:sz w:val="24"/>
           <w:szCs w:val="24"/>
           <w:rtl w:val="0"/>
+          <w:lang w:val="en-US"/>
         </w:rPr>
         <w:t>:</w:t>
       </w:r>
@@ -656,6 +541,27 @@
     <w:p>
       <w:pPr>
         <w:pStyle w:val="Body"/>
+        <w:spacing w:after="200" w:line="276" w:lineRule="auto"/>
+        <w:rPr>
+          <w:rFonts w:ascii="Times New Roman" w:cs="Times New Roman" w:hAnsi="Times New Roman" w:eastAsia="Times New Roman"/>
+          <w:sz w:val="24"/>
+          <w:szCs w:val="24"/>
+        </w:rPr>
+      </w:pPr>
+      <w:r>
+        <w:rPr>
+          <w:rFonts w:ascii="Times New Roman" w:hAnsi="Times New Roman"/>
+          <w:sz w:val="24"/>
+          <w:szCs w:val="24"/>
+          <w:rtl w:val="0"/>
+          <w:lang w:val="en-US"/>
+        </w:rPr>
+        <w:t>${signature}</w:t>
+      </w:r>
+    </w:p>
+    <w:p>
+      <w:pPr>
+        <w:pStyle w:val="Body A"/>
         <w:rPr>
           <w:rFonts w:ascii="Times New Roman" w:cs="Times New Roman" w:hAnsi="Times New Roman" w:eastAsia="Times New Roman"/>
           <w:sz w:val="24"/>
@@ -680,61 +586,23 @@
           <w:sz w:val="24"/>
           <w:szCs w:val="24"/>
           <w:rtl w:val="0"/>
-        </w:rPr>
-        <w:t>:</w:t>
-      </w:r>
-      <w:r>
-        <w:rPr>
-          <w:rFonts w:ascii="Times New Roman" w:hAnsi="Times New Roman"/>
-          <w:sz w:val="24"/>
-          <w:szCs w:val="24"/>
-          <w:rtl w:val="0"/>
-          <w:lang w:val="en-US"/>
-        </w:rPr>
-        <w:t xml:space="preserve"> </w:t>
-      </w:r>
-      <w:r>
-        <w:rPr>
-          <w:rFonts w:ascii="Times New Roman" w:hAnsi="Times New Roman"/>
-          <w:sz w:val="24"/>
-          <w:szCs w:val="24"/>
-          <w:rtl w:val="0"/>
-          <w:lang w:val="en-US"/>
-        </w:rPr>
-        <w:t>${</w:t>
-      </w:r>
-      <w:r>
-        <w:rPr>
-          <w:rFonts w:ascii="Times New Roman" w:hAnsi="Times New Roman"/>
-          <w:sz w:val="24"/>
-          <w:szCs w:val="24"/>
-          <w:rtl w:val="0"/>
-          <w:lang w:val="en-US"/>
-        </w:rPr>
-        <w:t>written_at</w:t>
-      </w:r>
-      <w:r>
-        <w:rPr>
-          <w:rFonts w:ascii="Times New Roman" w:hAnsi="Times New Roman"/>
-          <w:sz w:val="24"/>
-          <w:szCs w:val="24"/>
-          <w:rtl w:val="0"/>
-        </w:rPr>
-        <w:t>}</w:t>
-      </w:r>
-    </w:p>
-    <w:p>
-      <w:pPr>
-        <w:pStyle w:val="Body"/>
-        <w:rPr>
-          <w:sz w:val="24"/>
-          <w:szCs w:val="24"/>
-        </w:rPr>
-      </w:pPr>
-    </w:p>
-    <w:p>
-      <w:pPr>
-        <w:pStyle w:val="Body"/>
+          <w:lang w:val="en-US"/>
+        </w:rPr>
+        <w:t>: ${written_at}</w:t>
+      </w:r>
+    </w:p>
+    <w:p>
+      <w:pPr>
+        <w:pStyle w:val="Body A"/>
+        <w:rPr>
+          <w:sz w:val="24"/>
+          <w:szCs w:val="24"/>
+        </w:rPr>
+      </w:pPr>
+    </w:p>
+    <w:p>
+      <w:pPr>
+        <w:pStyle w:val="Body A"/>
       </w:pPr>
       <w:r>
         <w:rPr>
@@ -941,9 +809,9 @@
       </w14:textFill>
     </w:rPr>
   </w:style>
-  <w:style w:type="paragraph" w:styleId="Body">
-    <w:name w:val="Body"/>
-    <w:next w:val="Body"/>
+  <w:style w:type="paragraph" w:styleId="Body A">
+    <w:name w:val="Body A"/>
+    <w:next w:val="Body A"/>
     <w:pPr>
       <w:keepNext w:val="0"/>
       <w:keepLines w:val="0"/>
@@ -974,6 +842,54 @@
       <w:position w:val="0"/>
       <w:sz w:val="22"/>
       <w:szCs w:val="22"/>
+      <w:u w:val="none" w:color="000000"/>
+      <w:shd w:val="nil" w:color="auto" w:fill="auto"/>
+      <w:vertAlign w:val="baseline"/>
+      <w:lang w:val="en-US"/>
+      <w14:textOutline w14:w="12700" w14:cap="flat">
+        <w14:noFill/>
+        <w14:miter w14:lim="400000"/>
+      </w14:textOutline>
+      <w14:textFill>
+        <w14:solidFill>
+          <w14:srgbClr w14:val="000000"/>
+        </w14:solidFill>
+      </w14:textFill>
+    </w:rPr>
+  </w:style>
+  <w:style w:type="paragraph" w:styleId="Body">
+    <w:name w:val="Body"/>
+    <w:next w:val="Body"/>
+    <w:pPr>
+      <w:keepNext w:val="0"/>
+      <w:keepLines w:val="0"/>
+      <w:pageBreakBefore w:val="0"/>
+      <w:widowControl w:val="1"/>
+      <w:shd w:val="clear" w:color="auto" w:fill="auto"/>
+      <w:suppressAutoHyphens w:val="0"/>
+      <w:bidi w:val="0"/>
+      <w:spacing w:before="0" w:after="0" w:line="240" w:lineRule="auto"/>
+      <w:ind w:left="0" w:right="0" w:firstLine="0"/>
+      <w:jc w:val="left"/>
+      <w:outlineLvl w:val="9"/>
+    </w:pPr>
+    <w:rPr>
+      <w:rFonts w:ascii="Times New Roman" w:cs="Arial Unicode MS" w:hAnsi="Times New Roman" w:eastAsia="Arial Unicode MS"/>
+      <w:b w:val="0"/>
+      <w:bCs w:val="0"/>
+      <w:i w:val="0"/>
+      <w:iCs w:val="0"/>
+      <w:caps w:val="0"/>
+      <w:smallCaps w:val="0"/>
+      <w:strike w:val="0"/>
+      <w:dstrike w:val="0"/>
+      <w:outline w:val="0"/>
+      <w:color w:val="000000"/>
+      <w:spacing w:val="0"/>
+      <w:kern w:val="0"/>
+      <w:position w:val="0"/>
+      <w:sz w:val="24"/>
+      <w:szCs w:val="24"/>
       <w:u w:val="none" w:color="000000"/>
       <w:shd w:val="nil" w:color="auto" w:fill="auto"/>
       <w:vertAlign w:val="baseline"/>
@@ -1136,9 +1052,9 @@
         </a:effectStyle>
         <a:effectStyle>
           <a:effectLst>
-            <a:outerShdw sx="100000" sy="100000" kx="0" ky="0" algn="b" rotWithShape="0" blurRad="38100" dist="20000" dir="5400000">
+            <a:outerShdw sx="100000" sy="100000" kx="0" ky="0" algn="b" rotWithShape="0" blurRad="38100" dist="23000" dir="5400000">
               <a:srgbClr val="000000">
-                <a:alpha val="38000"/>
+                <a:alpha val="35000"/>
               </a:srgbClr>
             </a:outerShdw>
           </a:effectLst>
@@ -1218,7 +1134,7 @@
         </a:effectLst>
         <a:sp3d/>
       </a:spPr>
-      <a:bodyPr rot="0" spcFirstLastPara="1" vertOverflow="overflow" horzOverflow="overflow" vert="horz" wrap="square" lIns="45719" tIns="45719" rIns="45719" bIns="45719" numCol="1" spcCol="38100" rtlCol="0" anchor="ctr" upright="0">
+      <a:bodyPr rot="0" spcFirstLastPara="1" vertOverflow="overflow" horzOverflow="overflow" vert="horz" wrap="square" lIns="45718" tIns="45718" rIns="45718" bIns="45718" numCol="1" spcCol="38100" rtlCol="0" anchor="ctr" upright="0">
         <a:spAutoFit/>
       </a:bodyPr>
       <a:lstStyle>
@@ -1246,10 +1162,10 @@
             </a:solidFill>
             <a:effectLst/>
             <a:uFillTx/>
-            <a:latin typeface="Cambria"/>
-            <a:ea typeface="Cambria"/>
-            <a:cs typeface="Cambria"/>
-            <a:sym typeface="Cambria"/>
+            <a:latin typeface="+mn-lt"/>
+            <a:ea typeface="+mn-ea"/>
+            <a:cs typeface="+mn-cs"/>
+            <a:sym typeface="Helvetica Neue"/>
           </a:defRPr>
         </a:defPPr>
         <a:lvl1pPr marL="0" marR="0" indent="0" algn="l" defTabSz="914400" rtl="0" fontAlgn="auto" latinLnBrk="1" hangingPunct="0">
@@ -1505,9 +1421,9 @@
           <a:round/>
         </a:ln>
         <a:effectLst>
-          <a:outerShdw sx="100000" sy="100000" kx="0" ky="0" algn="b" rotWithShape="0" blurRad="38100" dist="20000" dir="5400000">
+          <a:outerShdw sx="100000" sy="100000" kx="0" ky="0" algn="b" rotWithShape="0" blurRad="38100" dist="23000" dir="5400000">
             <a:srgbClr val="000000">
-              <a:alpha val="38000"/>
+              <a:alpha val="35000"/>
             </a:srgbClr>
           </a:outerShdw>
         </a:effectLst>
@@ -1795,7 +1711,7 @@
         <a:effectLst/>
         <a:sp3d/>
       </a:spPr>
-      <a:bodyPr rot="0" spcFirstLastPara="1" vertOverflow="overflow" horzOverflow="overflow" vert="horz" wrap="square" lIns="45719" tIns="45719" rIns="45719" bIns="45719" numCol="1" spcCol="38100" rtlCol="0" anchor="t" upright="0">
+      <a:bodyPr rot="0" spcFirstLastPara="1" vertOverflow="overflow" horzOverflow="overflow" vert="horz" wrap="square" lIns="45718" tIns="45718" rIns="45718" bIns="45718" numCol="1" spcCol="38100" rtlCol="0" anchor="t" upright="0">
         <a:spAutoFit/>
       </a:bodyPr>
       <a:lstStyle>
@@ -1823,10 +1739,10 @@
             </a:solidFill>
             <a:effectLst/>
             <a:uFillTx/>
-            <a:latin typeface="Cambria"/>
-            <a:ea typeface="Cambria"/>
-            <a:cs typeface="Cambria"/>
-            <a:sym typeface="Cambria"/>
+            <a:latin typeface="+mn-lt"/>
+            <a:ea typeface="+mn-ea"/>
+            <a:cs typeface="+mn-cs"/>
+            <a:sym typeface="Helvetica Neue"/>
           </a:defRPr>
         </a:defPPr>
         <a:lvl1pPr marL="0" marR="0" indent="0" algn="l" defTabSz="914400" rtl="0" fontAlgn="auto" latinLnBrk="1" hangingPunct="0">

--- a/resources/templates/individual-counselling-log.docx
+++ b/resources/templates/individual-counselling-log.docx
@@ -21,64 +21,6 @@
           <w:lang w:val="en-US"/>
         </w:rPr>
         <w:t>CONFIDENTIAL</w:t>
-      </w:r>
-    </w:p>
-    <w:p>
-      <w:pPr>
-        <w:pStyle w:val="Body A"/>
-        <w:jc w:val="center"/>
-        <w:rPr>
-          <w:sz w:val="24"/>
-          <w:szCs w:val="24"/>
-        </w:rPr>
-      </w:pPr>
-      <w:r>
-        <w:rPr>
-          <w:sz w:val="24"/>
-          <w:szCs w:val="24"/>
-        </w:rPr>
-        <w:drawing xmlns:a="http://schemas.openxmlformats.org/drawingml/2006/main">
-          <wp:inline distT="0" distB="0" distL="0" distR="0">
-            <wp:extent cx="1673420" cy="740315"/>
-            <wp:effectExtent l="0" t="0" r="0" b="0"/>
-            <wp:docPr id="1073741825" name="officeArt object" descr="image1.png"/>
-            <wp:cNvGraphicFramePr/>
-            <a:graphic xmlns:a="http://schemas.openxmlformats.org/drawingml/2006/main">
-              <a:graphicData uri="http://schemas.openxmlformats.org/drawingml/2006/picture">
-                <pic:pic xmlns:pic="http://schemas.openxmlformats.org/drawingml/2006/picture">
-                  <pic:nvPicPr>
-                    <pic:cNvPr id="1073741825" name="image1.png" descr="image1.png"/>
-                    <pic:cNvPicPr>
-                      <a:picLocks noChangeAspect="1"/>
-                    </pic:cNvPicPr>
-                  </pic:nvPicPr>
-                  <pic:blipFill>
-                    <a:blip r:embed="rId4">
-                      <a:extLst/>
-                    </a:blip>
-                    <a:stretch>
-                      <a:fillRect/>
-                    </a:stretch>
-                  </pic:blipFill>
-                  <pic:spPr>
-                    <a:xfrm>
-                      <a:off x="0" y="0"/>
-                      <a:ext cx="1673420" cy="740315"/>
-                    </a:xfrm>
-                    <a:prstGeom prst="rect">
-                      <a:avLst/>
-                    </a:prstGeom>
-                    <a:ln w="12700" cap="flat">
-                      <a:noFill/>
-                      <a:miter lim="400000"/>
-                    </a:ln>
-                    <a:effectLst/>
-                  </pic:spPr>
-                </pic:pic>
-              </a:graphicData>
-            </a:graphic>
-          </wp:inline>
-        </w:drawing>
       </w:r>
     </w:p>
     <w:p>
@@ -540,19 +482,11 @@
     </w:p>
     <w:p>
       <w:pPr>
-        <w:pStyle w:val="Body"/>
+        <w:pStyle w:val="Body B"/>
         <w:spacing w:after="200" w:line="276" w:lineRule="auto"/>
-        <w:rPr>
-          <w:rFonts w:ascii="Times New Roman" w:cs="Times New Roman" w:hAnsi="Times New Roman" w:eastAsia="Times New Roman"/>
-          <w:sz w:val="24"/>
-          <w:szCs w:val="24"/>
-        </w:rPr>
-      </w:pPr>
-      <w:r>
-        <w:rPr>
-          <w:rFonts w:ascii="Times New Roman" w:hAnsi="Times New Roman"/>
-          <w:sz w:val="24"/>
-          <w:szCs w:val="24"/>
+      </w:pPr>
+      <w:r>
+        <w:rPr>
           <w:rtl w:val="0"/>
           <w:lang w:val="en-US"/>
         </w:rPr>
@@ -618,8 +552,8 @@
       </w:r>
     </w:p>
     <w:sectPr>
-      <w:headerReference w:type="default" r:id="rId5"/>
-      <w:footerReference w:type="default" r:id="rId6"/>
+      <w:headerReference w:type="default" r:id="rId4"/>
+      <w:footerReference w:type="default" r:id="rId5"/>
       <w:pgSz w:w="12240" w:h="15840" w:orient="portrait"/>
       <w:pgMar w:top="568" w:right="1440" w:bottom="1440" w:left="1440" w:header="720" w:footer="720"/>
       <w:pgNumType w:start="1"/>
@@ -857,9 +791,9 @@
       </w14:textFill>
     </w:rPr>
   </w:style>
-  <w:style w:type="paragraph" w:styleId="Body">
-    <w:name w:val="Body"/>
-    <w:next w:val="Body"/>
+  <w:style w:type="paragraph" w:styleId="Body B">
+    <w:name w:val="Body B"/>
+    <w:next w:val="Body B"/>
     <w:pPr>
       <w:keepNext w:val="0"/>
       <w:keepLines w:val="0"/>
@@ -894,8 +828,9 @@
       <w:shd w:val="nil" w:color="auto" w:fill="auto"/>
       <w:vertAlign w:val="baseline"/>
       <w:lang w:val="en-US"/>
-      <w14:textOutline>
+      <w14:textOutline w14:w="12700" w14:cap="flat">
         <w14:noFill/>
+        <w14:miter w14:lim="400000"/>
       </w14:textOutline>
       <w14:textFill>
         <w14:solidFill>
